--- a/小野町_引継ぎ_整理済/19_打合せ/小野町_打合せ資料_現在地と論点_20260929.docx
+++ b/小野町_引継ぎ_整理済/19_打合せ/小野町_打合せ資料_現在地と論点_20260929.docx
@@ -70,13 +70,13 @@
         </w:tblCellMar>
       </w:tblPr>
       <w:tblGrid>
-        <w:gridCol w:w="1433"/>
-        <w:gridCol w:w="8205"/>
+        <w:gridCol w:w="1335"/>
+        <w:gridCol w:w="8303"/>
       </w:tblGrid>
       <w:tr>
         <w:tc>
           <w:tcPr>
-            <w:tcW w:type="dxa" w:w="1433"/>
+            <w:tcW w:type="dxa" w:w="1335"/>
             <w:shd w:val="clear" w:fill="1F3864"/>
             <w:vAlign w:val="center"/>
           </w:tcPr>
@@ -99,7 +99,7 @@
         </w:tc>
         <w:tc>
           <w:tcPr>
-            <w:tcW w:type="dxa" w:w="8205"/>
+            <w:tcW w:type="dxa" w:w="8303"/>
             <w:shd w:val="clear" w:fill="1F3864"/>
             <w:vAlign w:val="center"/>
           </w:tcPr>
@@ -124,7 +124,7 @@
       <w:tr>
         <w:tc>
           <w:tcPr>
-            <w:tcW w:type="dxa" w:w="1433"/>
+            <w:tcW w:type="dxa" w:w="1335"/>
             <w:vAlign w:val="center"/>
           </w:tcPr>
           <w:p>
@@ -144,7 +144,7 @@
         </w:tc>
         <w:tc>
           <w:tcPr>
-            <w:tcW w:type="dxa" w:w="8205"/>
+            <w:tcW w:type="dxa" w:w="8303"/>
             <w:vAlign w:val="center"/>
           </w:tcPr>
           <w:p>
@@ -193,7 +193,7 @@
       <w:tr>
         <w:tc>
           <w:tcPr>
-            <w:tcW w:type="dxa" w:w="1433"/>
+            <w:tcW w:type="dxa" w:w="1335"/>
             <w:vAlign w:val="center"/>
           </w:tcPr>
           <w:p>
@@ -213,7 +213,7 @@
         </w:tc>
         <w:tc>
           <w:tcPr>
-            <w:tcW w:type="dxa" w:w="8205"/>
+            <w:tcW w:type="dxa" w:w="8303"/>
             <w:vAlign w:val="center"/>
           </w:tcPr>
           <w:p>
@@ -253,7 +253,7 @@
       <w:tr>
         <w:tc>
           <w:tcPr>
-            <w:tcW w:type="dxa" w:w="1433"/>
+            <w:tcW w:type="dxa" w:w="1335"/>
             <w:vAlign w:val="center"/>
           </w:tcPr>
           <w:p>
@@ -273,7 +273,7 @@
         </w:tc>
         <w:tc>
           <w:tcPr>
-            <w:tcW w:type="dxa" w:w="8205"/>
+            <w:tcW w:type="dxa" w:w="8303"/>
             <w:vAlign w:val="center"/>
           </w:tcPr>
           <w:p>
@@ -322,7 +322,7 @@
       <w:tr>
         <w:tc>
           <w:tcPr>
-            <w:tcW w:type="dxa" w:w="1433"/>
+            <w:tcW w:type="dxa" w:w="1335"/>
             <w:vAlign w:val="center"/>
           </w:tcPr>
           <w:p>
@@ -342,7 +342,7 @@
         </w:tc>
         <w:tc>
           <w:tcPr>
-            <w:tcW w:type="dxa" w:w="8205"/>
+            <w:tcW w:type="dxa" w:w="8303"/>
             <w:vAlign w:val="center"/>
           </w:tcPr>
           <w:p>
@@ -391,7 +391,7 @@
       <w:tr>
         <w:tc>
           <w:tcPr>
-            <w:tcW w:type="dxa" w:w="1433"/>
+            <w:tcW w:type="dxa" w:w="1335"/>
             <w:vAlign w:val="center"/>
           </w:tcPr>
           <w:p>
@@ -411,7 +411,7 @@
         </w:tc>
         <w:tc>
           <w:tcPr>
-            <w:tcW w:type="dxa" w:w="8205"/>
+            <w:tcW w:type="dxa" w:w="8303"/>
             <w:vAlign w:val="center"/>
           </w:tcPr>
           <w:p>
@@ -443,7 +443,16 @@
                 <w:i w:val="0"/>
                 <w:sz w:val="22"/>
               </w:rPr>
-              <w:t>最大の弱点は在宅医療・在宅介護連携で、4つの場面ごとの目指すべき姿を計画に書けば動きます</w:t>
+              <w:t>最大の弱点は在宅医療・在宅介護連携（55点／100点）ですが、失点45点のうち計画に書いて動くのは5点です。</w:t>
+            </w:r>
+            <w:r>
+              <w:rPr>
+                <w:rFonts w:ascii="BIZ UDPゴシック" w:hAnsi="BIZ UDPゴシック" w:eastAsia="BIZ UDPゴシック"/>
+                <w:b/>
+                <w:i w:val="0"/>
+                <w:sz w:val="22"/>
+              </w:rPr>
+              <w:t>別に、退院・退所加算の算定状況（8点）は事業所への確認しだいで動く見込みがあります</w:t>
             </w:r>
             <w:r>
               <w:rPr>
@@ -460,7 +469,7 @@
       <w:tr>
         <w:tc>
           <w:tcPr>
-            <w:tcW w:type="dxa" w:w="1433"/>
+            <w:tcW w:type="dxa" w:w="1335"/>
             <w:vAlign w:val="center"/>
           </w:tcPr>
           <w:p>
@@ -480,7 +489,7 @@
         </w:tc>
         <w:tc>
           <w:tcPr>
-            <w:tcW w:type="dxa" w:w="8205"/>
+            <w:tcW w:type="dxa" w:w="8303"/>
             <w:vAlign w:val="center"/>
           </w:tcPr>
           <w:p>
@@ -511,7 +520,7 @@
       <w:tr>
         <w:tc>
           <w:tcPr>
-            <w:tcW w:type="dxa" w:w="1433"/>
+            <w:tcW w:type="dxa" w:w="1335"/>
             <w:vAlign w:val="center"/>
           </w:tcPr>
           <w:p>
@@ -525,13 +534,13 @@
                 <w:i w:val="0"/>
                 <w:sz w:val="22"/>
               </w:rPr>
-              <w:t>8</w:t>
-            </w:r>
-          </w:p>
-        </w:tc>
-        <w:tc>
-          <w:tcPr>
-            <w:tcW w:type="dxa" w:w="8205"/>
+              <w:t>7</w:t>
+            </w:r>
+          </w:p>
+        </w:tc>
+        <w:tc>
+          <w:tcPr>
+            <w:tcW w:type="dxa" w:w="8303"/>
             <w:vAlign w:val="center"/>
           </w:tcPr>
           <w:p>
@@ -571,7 +580,7 @@
       <w:tr>
         <w:tc>
           <w:tcPr>
-            <w:tcW w:type="dxa" w:w="1433"/>
+            <w:tcW w:type="dxa" w:w="1335"/>
             <w:vAlign w:val="center"/>
           </w:tcPr>
           <w:p>
@@ -585,13 +594,13 @@
                 <w:i w:val="0"/>
                 <w:sz w:val="22"/>
               </w:rPr>
-              <w:t>7</w:t>
-            </w:r>
-          </w:p>
-        </w:tc>
-        <w:tc>
-          <w:tcPr>
-            <w:tcW w:type="dxa" w:w="8205"/>
+              <w:t>8</w:t>
+            </w:r>
+          </w:p>
+        </w:tc>
+        <w:tc>
+          <w:tcPr>
+            <w:tcW w:type="dxa" w:w="8303"/>
             <w:vAlign w:val="center"/>
           </w:tcPr>
           <w:p>
@@ -7032,7 +7041,7 @@
           <w:color w:val="2E74B5"/>
           <w:sz w:val="32"/>
         </w:rPr>
-        <w:t>4　交付金の取りまとめ</w:t>
+        <w:t>4　交付金の取りまとめと調査結果報告書の点検</w:t>
       </w:r>
       <w:bookmarkEnd w:id="119"/>
     </w:p>
@@ -8122,7 +8131,7 @@
           <w:i w:val="0"/>
           <w:sz w:val="24"/>
         </w:rPr>
-        <w:t>あわせて、調査結果報告書の原本（104頁）を9月29日にリポジトリに収め、成果品に載せている集計値を1件ずつ原本と突き合わせました。</w:t>
+        <w:t>あわせて、町からお預かりした令和7年度調査結果報告書の原本（104頁）と、成果品に載せている集計値を1件ずつ突き合わせました。</w:t>
       </w:r>
       <w:r>
         <w:rPr>

--- a/小野町_引継ぎ_整理済/19_打合せ/小野町_打合せ資料_現在地と論点_20260929.docx
+++ b/小野町_引継ぎ_整理済/19_打合せ/小野町_打合せ資料_現在地と論点_20260929.docx
@@ -563,7 +563,7 @@
                 <w:i w:val="0"/>
                 <w:sz w:val="22"/>
               </w:rPr>
-              <w:t>1件（認知症の設問の項目名）を訂正し、報告書そのものの中の食い違いを2件見つけました</w:t>
+              <w:t>1件（認知症の設問の項目名）を訂正し、報告書そのものの中の食い違いを3件見つけました</w:t>
             </w:r>
             <w:r>
               <w:rPr>
@@ -8181,7 +8181,7 @@
           <w:i w:val="0"/>
           <w:sz w:val="24"/>
         </w:rPr>
-        <w:t>その過程で、報告書そのものの中に2つの食い違いを見つけました。</w:t>
+        <w:t>その過程で、報告書そのものの中に3つの食い違いを見つけました。</w:t>
       </w:r>
       <w:r>
         <w:rPr>
@@ -8208,7 +8208,25 @@
           <w:i w:val="0"/>
           <w:sz w:val="24"/>
         </w:rPr>
-        <w:t>成果品では②は76.2％を採り、①は集計値との整合を優先して366を採っています。</w:t>
+        <w:t>③ まとめ（p.84）の「仕事と介護の両立に効果があると思う支援」で、「介護休業・介護休暇等の制度の充実」が2回出ています。</w:t>
+      </w:r>
+      <w:r>
+        <w:rPr>
+          <w:rFonts w:ascii="BIZ UDPゴシック" w:hAnsi="BIZ UDPゴシック" w:eastAsia="BIZ UDPゴシック"/>
+          <w:b/>
+          <w:i w:val="0"/>
+          <w:sz w:val="24"/>
+        </w:rPr>
+        <w:t>同 p.81 の図では、25.6％は「労働時間の柔軟な選択」、24.4％が「介護休業・介護休暇等の制度の充実」です。</w:t>
+      </w:r>
+      <w:r>
+        <w:rPr>
+          <w:rFonts w:ascii="BIZ UDPゴシック" w:hAnsi="BIZ UDPゴシック" w:eastAsia="BIZ UDPゴシック"/>
+          <w:b/>
+          <w:i w:val="0"/>
+          <w:sz w:val="24"/>
+        </w:rPr>
+        <w:t>成果品では①は366、②は76.2％、③は p.81 の図を採っています。</w:t>
       </w:r>
       <w:r>
         <w:rPr>

--- a/小野町_引継ぎ_整理済/19_打合せ/小野町_打合せ資料_現在地と論点_20260929.docx
+++ b/小野町_引継ぎ_整理済/19_打合せ/小野町_打合せ資料_現在地と論点_20260929.docx
@@ -503,7 +503,7 @@
                 <w:i w:val="0"/>
                 <w:sz w:val="17"/>
               </w:rPr>
-              <w:t>いただきたい資料が19件あります。</w:t>
+              <w:t>いただきたい資料が21件あります。</w:t>
             </w:r>
             <w:r>
               <w:rPr>
@@ -8290,16 +8290,16 @@
         </w:tblCellMar>
       </w:tblPr>
       <w:tblGrid>
-        <w:gridCol w:w="1140"/>
-        <w:gridCol w:w="1758"/>
-        <w:gridCol w:w="1374"/>
-        <w:gridCol w:w="3764"/>
-        <w:gridCol w:w="1715"/>
+        <w:gridCol w:w="1134"/>
+        <w:gridCol w:w="1815"/>
+        <w:gridCol w:w="1355"/>
+        <w:gridCol w:w="3613"/>
+        <w:gridCol w:w="1834"/>
       </w:tblGrid>
       <w:tr>
         <w:tc>
           <w:tcPr>
-            <w:tcW w:type="dxa" w:w="1140"/>
+            <w:tcW w:type="dxa" w:w="1134"/>
             <w:shd w:val="clear" w:fill="1F3864"/>
             <w:vAlign w:val="center"/>
           </w:tcPr>
@@ -8322,7 +8322,7 @@
         </w:tc>
         <w:tc>
           <w:tcPr>
-            <w:tcW w:type="dxa" w:w="1758"/>
+            <w:tcW w:type="dxa" w:w="1815"/>
             <w:shd w:val="clear" w:fill="1F3864"/>
             <w:vAlign w:val="center"/>
           </w:tcPr>
@@ -8345,7 +8345,7 @@
         </w:tc>
         <w:tc>
           <w:tcPr>
-            <w:tcW w:type="dxa" w:w="1374"/>
+            <w:tcW w:type="dxa" w:w="1355"/>
             <w:shd w:val="clear" w:fill="1F3864"/>
             <w:vAlign w:val="center"/>
           </w:tcPr>
@@ -8368,7 +8368,7 @@
         </w:tc>
         <w:tc>
           <w:tcPr>
-            <w:tcW w:type="dxa" w:w="3764"/>
+            <w:tcW w:type="dxa" w:w="3613"/>
             <w:shd w:val="clear" w:fill="1F3864"/>
             <w:vAlign w:val="center"/>
           </w:tcPr>
@@ -8391,7 +8391,7 @@
         </w:tc>
         <w:tc>
           <w:tcPr>
-            <w:tcW w:type="dxa" w:w="1715"/>
+            <w:tcW w:type="dxa" w:w="1834"/>
             <w:shd w:val="clear" w:fill="1F3864"/>
             <w:vAlign w:val="center"/>
           </w:tcPr>
@@ -8416,7 +8416,7 @@
       <w:tr>
         <w:tc>
           <w:tcPr>
-            <w:tcW w:type="dxa" w:w="1140"/>
+            <w:tcW w:type="dxa" w:w="1134"/>
             <w:vAlign w:val="center"/>
           </w:tcPr>
           <w:p>
@@ -8436,7 +8436,7 @@
         </w:tc>
         <w:tc>
           <w:tcPr>
-            <w:tcW w:type="dxa" w:w="1758"/>
+            <w:tcW w:type="dxa" w:w="1815"/>
             <w:vAlign w:val="center"/>
           </w:tcPr>
           <w:p>
@@ -8456,7 +8456,7 @@
         </w:tc>
         <w:tc>
           <w:tcPr>
-            <w:tcW w:type="dxa" w:w="1374"/>
+            <w:tcW w:type="dxa" w:w="1355"/>
             <w:vAlign w:val="center"/>
           </w:tcPr>
           <w:p>
@@ -8476,7 +8476,7 @@
         </w:tc>
         <w:tc>
           <w:tcPr>
-            <w:tcW w:type="dxa" w:w="3764"/>
+            <w:tcW w:type="dxa" w:w="3613"/>
             <w:vAlign w:val="center"/>
           </w:tcPr>
           <w:p>
@@ -8505,7 +8505,7 @@
         </w:tc>
         <w:tc>
           <w:tcPr>
-            <w:tcW w:type="dxa" w:w="1715"/>
+            <w:tcW w:type="dxa" w:w="1834"/>
             <w:vAlign w:val="center"/>
           </w:tcPr>
           <w:p>
@@ -8527,7 +8527,7 @@
       <w:tr>
         <w:tc>
           <w:tcPr>
-            <w:tcW w:type="dxa" w:w="1140"/>
+            <w:tcW w:type="dxa" w:w="1134"/>
             <w:vAlign w:val="center"/>
           </w:tcPr>
           <w:p>
@@ -8547,7 +8547,7 @@
         </w:tc>
         <w:tc>
           <w:tcPr>
-            <w:tcW w:type="dxa" w:w="1758"/>
+            <w:tcW w:type="dxa" w:w="1815"/>
             <w:vAlign w:val="center"/>
           </w:tcPr>
           <w:p>
@@ -8567,7 +8567,7 @@
         </w:tc>
         <w:tc>
           <w:tcPr>
-            <w:tcW w:type="dxa" w:w="1374"/>
+            <w:tcW w:type="dxa" w:w="1355"/>
             <w:vAlign w:val="center"/>
           </w:tcPr>
           <w:p>
@@ -8587,7 +8587,7 @@
         </w:tc>
         <w:tc>
           <w:tcPr>
-            <w:tcW w:type="dxa" w:w="3764"/>
+            <w:tcW w:type="dxa" w:w="3613"/>
             <w:vAlign w:val="center"/>
           </w:tcPr>
           <w:p>
@@ -8616,7 +8616,7 @@
         </w:tc>
         <w:tc>
           <w:tcPr>
-            <w:tcW w:type="dxa" w:w="1715"/>
+            <w:tcW w:type="dxa" w:w="1834"/>
             <w:vAlign w:val="center"/>
           </w:tcPr>
           <w:p>
@@ -8638,7 +8638,7 @@
       <w:tr>
         <w:tc>
           <w:tcPr>
-            <w:tcW w:type="dxa" w:w="1140"/>
+            <w:tcW w:type="dxa" w:w="1134"/>
             <w:vAlign w:val="center"/>
           </w:tcPr>
           <w:p>
@@ -8658,7 +8658,7 @@
         </w:tc>
         <w:tc>
           <w:tcPr>
-            <w:tcW w:type="dxa" w:w="1758"/>
+            <w:tcW w:type="dxa" w:w="1815"/>
             <w:vAlign w:val="center"/>
           </w:tcPr>
           <w:p>
@@ -8678,7 +8678,7 @@
         </w:tc>
         <w:tc>
           <w:tcPr>
-            <w:tcW w:type="dxa" w:w="1374"/>
+            <w:tcW w:type="dxa" w:w="1355"/>
             <w:vAlign w:val="center"/>
           </w:tcPr>
           <w:p>
@@ -8698,7 +8698,7 @@
         </w:tc>
         <w:tc>
           <w:tcPr>
-            <w:tcW w:type="dxa" w:w="3764"/>
+            <w:tcW w:type="dxa" w:w="3613"/>
             <w:vAlign w:val="center"/>
           </w:tcPr>
           <w:p>
@@ -8736,7 +8736,7 @@
         </w:tc>
         <w:tc>
           <w:tcPr>
-            <w:tcW w:type="dxa" w:w="1715"/>
+            <w:tcW w:type="dxa" w:w="1834"/>
             <w:vAlign w:val="center"/>
           </w:tcPr>
           <w:p>
@@ -8758,7 +8758,7 @@
       <w:tr>
         <w:tc>
           <w:tcPr>
-            <w:tcW w:type="dxa" w:w="1140"/>
+            <w:tcW w:type="dxa" w:w="1134"/>
             <w:vAlign w:val="center"/>
           </w:tcPr>
           <w:p>
@@ -8778,7 +8778,7 @@
         </w:tc>
         <w:tc>
           <w:tcPr>
-            <w:tcW w:type="dxa" w:w="1758"/>
+            <w:tcW w:type="dxa" w:w="1815"/>
             <w:vAlign w:val="center"/>
           </w:tcPr>
           <w:p>
@@ -8798,7 +8798,7 @@
         </w:tc>
         <w:tc>
           <w:tcPr>
-            <w:tcW w:type="dxa" w:w="1374"/>
+            <w:tcW w:type="dxa" w:w="1355"/>
             <w:vAlign w:val="center"/>
           </w:tcPr>
           <w:p>
@@ -8818,7 +8818,7 @@
         </w:tc>
         <w:tc>
           <w:tcPr>
-            <w:tcW w:type="dxa" w:w="3764"/>
+            <w:tcW w:type="dxa" w:w="3613"/>
             <w:vAlign w:val="center"/>
           </w:tcPr>
           <w:p>
@@ -8856,7 +8856,7 @@
         </w:tc>
         <w:tc>
           <w:tcPr>
-            <w:tcW w:type="dxa" w:w="1715"/>
+            <w:tcW w:type="dxa" w:w="1834"/>
             <w:vAlign w:val="center"/>
           </w:tcPr>
           <w:p>
@@ -8878,7 +8878,7 @@
       <w:tr>
         <w:tc>
           <w:tcPr>
-            <w:tcW w:type="dxa" w:w="1140"/>
+            <w:tcW w:type="dxa" w:w="1134"/>
             <w:vAlign w:val="center"/>
           </w:tcPr>
           <w:p>
@@ -8898,7 +8898,7 @@
         </w:tc>
         <w:tc>
           <w:tcPr>
-            <w:tcW w:type="dxa" w:w="1758"/>
+            <w:tcW w:type="dxa" w:w="1815"/>
             <w:vAlign w:val="center"/>
           </w:tcPr>
           <w:p>
@@ -8918,7 +8918,7 @@
         </w:tc>
         <w:tc>
           <w:tcPr>
-            <w:tcW w:type="dxa" w:w="1374"/>
+            <w:tcW w:type="dxa" w:w="1355"/>
             <w:vAlign w:val="center"/>
           </w:tcPr>
           <w:p>
@@ -8938,7 +8938,7 @@
         </w:tc>
         <w:tc>
           <w:tcPr>
-            <w:tcW w:type="dxa" w:w="3764"/>
+            <w:tcW w:type="dxa" w:w="3613"/>
             <w:vAlign w:val="center"/>
           </w:tcPr>
           <w:p>
@@ -8967,7 +8967,7 @@
         </w:tc>
         <w:tc>
           <w:tcPr>
-            <w:tcW w:type="dxa" w:w="1715"/>
+            <w:tcW w:type="dxa" w:w="1834"/>
             <w:vAlign w:val="center"/>
           </w:tcPr>
           <w:p>
@@ -8989,7 +8989,7 @@
       <w:tr>
         <w:tc>
           <w:tcPr>
-            <w:tcW w:type="dxa" w:w="1140"/>
+            <w:tcW w:type="dxa" w:w="1134"/>
             <w:vAlign w:val="center"/>
           </w:tcPr>
           <w:p>
@@ -9009,7 +9009,7 @@
         </w:tc>
         <w:tc>
           <w:tcPr>
-            <w:tcW w:type="dxa" w:w="1758"/>
+            <w:tcW w:type="dxa" w:w="1815"/>
             <w:vAlign w:val="center"/>
           </w:tcPr>
           <w:p>
@@ -9029,7 +9029,7 @@
         </w:tc>
         <w:tc>
           <w:tcPr>
-            <w:tcW w:type="dxa" w:w="1374"/>
+            <w:tcW w:type="dxa" w:w="1355"/>
             <w:vAlign w:val="center"/>
           </w:tcPr>
           <w:p>
@@ -9049,7 +9049,7 @@
         </w:tc>
         <w:tc>
           <w:tcPr>
-            <w:tcW w:type="dxa" w:w="3764"/>
+            <w:tcW w:type="dxa" w:w="3613"/>
             <w:vAlign w:val="center"/>
           </w:tcPr>
           <w:p>
@@ -9078,7 +9078,7 @@
         </w:tc>
         <w:tc>
           <w:tcPr>
-            <w:tcW w:type="dxa" w:w="1715"/>
+            <w:tcW w:type="dxa" w:w="1834"/>
             <w:vAlign w:val="center"/>
           </w:tcPr>
           <w:p>
@@ -9100,7 +9100,7 @@
       <w:tr>
         <w:tc>
           <w:tcPr>
-            <w:tcW w:type="dxa" w:w="1140"/>
+            <w:tcW w:type="dxa" w:w="1134"/>
             <w:vAlign w:val="center"/>
           </w:tcPr>
           <w:p>
@@ -9120,7 +9120,7 @@
         </w:tc>
         <w:tc>
           <w:tcPr>
-            <w:tcW w:type="dxa" w:w="1758"/>
+            <w:tcW w:type="dxa" w:w="1815"/>
             <w:vAlign w:val="center"/>
           </w:tcPr>
           <w:p>
@@ -9140,7 +9140,7 @@
         </w:tc>
         <w:tc>
           <w:tcPr>
-            <w:tcW w:type="dxa" w:w="1374"/>
+            <w:tcW w:type="dxa" w:w="1355"/>
             <w:vAlign w:val="center"/>
           </w:tcPr>
           <w:p>
@@ -9160,7 +9160,7 @@
         </w:tc>
         <w:tc>
           <w:tcPr>
-            <w:tcW w:type="dxa" w:w="3764"/>
+            <w:tcW w:type="dxa" w:w="3613"/>
             <w:vAlign w:val="center"/>
           </w:tcPr>
           <w:p>
@@ -9189,7 +9189,7 @@
         </w:tc>
         <w:tc>
           <w:tcPr>
-            <w:tcW w:type="dxa" w:w="1715"/>
+            <w:tcW w:type="dxa" w:w="1834"/>
             <w:vAlign w:val="center"/>
           </w:tcPr>
           <w:p>
@@ -9211,7 +9211,7 @@
       <w:tr>
         <w:tc>
           <w:tcPr>
-            <w:tcW w:type="dxa" w:w="1140"/>
+            <w:tcW w:type="dxa" w:w="1134"/>
             <w:vAlign w:val="center"/>
           </w:tcPr>
           <w:p>
@@ -9231,7 +9231,7 @@
         </w:tc>
         <w:tc>
           <w:tcPr>
-            <w:tcW w:type="dxa" w:w="1758"/>
+            <w:tcW w:type="dxa" w:w="1815"/>
             <w:vAlign w:val="center"/>
           </w:tcPr>
           <w:p>
@@ -9251,7 +9251,7 @@
         </w:tc>
         <w:tc>
           <w:tcPr>
-            <w:tcW w:type="dxa" w:w="1374"/>
+            <w:tcW w:type="dxa" w:w="1355"/>
             <w:vAlign w:val="center"/>
           </w:tcPr>
           <w:p>
@@ -9271,7 +9271,7 @@
         </w:tc>
         <w:tc>
           <w:tcPr>
-            <w:tcW w:type="dxa" w:w="3764"/>
+            <w:tcW w:type="dxa" w:w="3613"/>
             <w:vAlign w:val="center"/>
           </w:tcPr>
           <w:p>
@@ -9309,7 +9309,7 @@
         </w:tc>
         <w:tc>
           <w:tcPr>
-            <w:tcW w:type="dxa" w:w="1715"/>
+            <w:tcW w:type="dxa" w:w="1834"/>
             <w:vAlign w:val="center"/>
           </w:tcPr>
           <w:p>
@@ -9331,7 +9331,7 @@
       <w:tr>
         <w:tc>
           <w:tcPr>
-            <w:tcW w:type="dxa" w:w="1140"/>
+            <w:tcW w:type="dxa" w:w="1134"/>
             <w:vAlign w:val="center"/>
           </w:tcPr>
           <w:p>
@@ -9351,7 +9351,7 @@
         </w:tc>
         <w:tc>
           <w:tcPr>
-            <w:tcW w:type="dxa" w:w="1758"/>
+            <w:tcW w:type="dxa" w:w="1815"/>
             <w:vAlign w:val="center"/>
           </w:tcPr>
           <w:p>
@@ -9371,7 +9371,7 @@
         </w:tc>
         <w:tc>
           <w:tcPr>
-            <w:tcW w:type="dxa" w:w="1374"/>
+            <w:tcW w:type="dxa" w:w="1355"/>
             <w:vAlign w:val="center"/>
           </w:tcPr>
           <w:p>
@@ -9391,7 +9391,7 @@
         </w:tc>
         <w:tc>
           <w:tcPr>
-            <w:tcW w:type="dxa" w:w="3764"/>
+            <w:tcW w:type="dxa" w:w="3613"/>
             <w:vAlign w:val="center"/>
           </w:tcPr>
           <w:p>
@@ -9429,7 +9429,7 @@
         </w:tc>
         <w:tc>
           <w:tcPr>
-            <w:tcW w:type="dxa" w:w="1715"/>
+            <w:tcW w:type="dxa" w:w="1834"/>
             <w:vAlign w:val="center"/>
           </w:tcPr>
           <w:p>
@@ -9451,7 +9451,7 @@
       <w:tr>
         <w:tc>
           <w:tcPr>
-            <w:tcW w:type="dxa" w:w="1140"/>
+            <w:tcW w:type="dxa" w:w="1134"/>
             <w:vAlign w:val="center"/>
           </w:tcPr>
           <w:p>
@@ -9471,7 +9471,7 @@
         </w:tc>
         <w:tc>
           <w:tcPr>
-            <w:tcW w:type="dxa" w:w="1758"/>
+            <w:tcW w:type="dxa" w:w="1815"/>
             <w:vAlign w:val="center"/>
           </w:tcPr>
           <w:p>
@@ -9491,7 +9491,7 @@
         </w:tc>
         <w:tc>
           <w:tcPr>
-            <w:tcW w:type="dxa" w:w="1374"/>
+            <w:tcW w:type="dxa" w:w="1355"/>
             <w:vAlign w:val="center"/>
           </w:tcPr>
           <w:p>
@@ -9511,7 +9511,7 @@
         </w:tc>
         <w:tc>
           <w:tcPr>
-            <w:tcW w:type="dxa" w:w="3764"/>
+            <w:tcW w:type="dxa" w:w="3613"/>
             <w:vAlign w:val="center"/>
           </w:tcPr>
           <w:p>
@@ -9549,7 +9549,7 @@
         </w:tc>
         <w:tc>
           <w:tcPr>
-            <w:tcW w:type="dxa" w:w="1715"/>
+            <w:tcW w:type="dxa" w:w="1834"/>
             <w:vAlign w:val="center"/>
           </w:tcPr>
           <w:p>
@@ -9571,7 +9571,7 @@
       <w:tr>
         <w:tc>
           <w:tcPr>
-            <w:tcW w:type="dxa" w:w="1140"/>
+            <w:tcW w:type="dxa" w:w="1134"/>
             <w:vAlign w:val="center"/>
           </w:tcPr>
           <w:p>
@@ -9591,7 +9591,7 @@
         </w:tc>
         <w:tc>
           <w:tcPr>
-            <w:tcW w:type="dxa" w:w="1758"/>
+            <w:tcW w:type="dxa" w:w="1815"/>
             <w:vAlign w:val="center"/>
           </w:tcPr>
           <w:p>
@@ -9611,7 +9611,7 @@
         </w:tc>
         <w:tc>
           <w:tcPr>
-            <w:tcW w:type="dxa" w:w="1374"/>
+            <w:tcW w:type="dxa" w:w="1355"/>
             <w:vAlign w:val="center"/>
           </w:tcPr>
           <w:p>
@@ -9631,7 +9631,7 @@
         </w:tc>
         <w:tc>
           <w:tcPr>
-            <w:tcW w:type="dxa" w:w="3764"/>
+            <w:tcW w:type="dxa" w:w="3613"/>
             <w:vAlign w:val="center"/>
           </w:tcPr>
           <w:p>
@@ -9669,7 +9669,7 @@
         </w:tc>
         <w:tc>
           <w:tcPr>
-            <w:tcW w:type="dxa" w:w="1715"/>
+            <w:tcW w:type="dxa" w:w="1834"/>
             <w:vAlign w:val="center"/>
           </w:tcPr>
           <w:p>
@@ -9691,7 +9691,7 @@
       <w:tr>
         <w:tc>
           <w:tcPr>
-            <w:tcW w:type="dxa" w:w="1140"/>
+            <w:tcW w:type="dxa" w:w="1134"/>
             <w:vAlign w:val="center"/>
           </w:tcPr>
           <w:p>
@@ -9711,7 +9711,7 @@
         </w:tc>
         <w:tc>
           <w:tcPr>
-            <w:tcW w:type="dxa" w:w="1758"/>
+            <w:tcW w:type="dxa" w:w="1815"/>
             <w:vAlign w:val="center"/>
           </w:tcPr>
           <w:p>
@@ -9731,7 +9731,7 @@
         </w:tc>
         <w:tc>
           <w:tcPr>
-            <w:tcW w:type="dxa" w:w="1374"/>
+            <w:tcW w:type="dxa" w:w="1355"/>
             <w:vAlign w:val="center"/>
           </w:tcPr>
           <w:p>
@@ -9751,7 +9751,7 @@
         </w:tc>
         <w:tc>
           <w:tcPr>
-            <w:tcW w:type="dxa" w:w="3764"/>
+            <w:tcW w:type="dxa" w:w="3613"/>
             <w:vAlign w:val="center"/>
           </w:tcPr>
           <w:p>
@@ -9780,7 +9780,7 @@
         </w:tc>
         <w:tc>
           <w:tcPr>
-            <w:tcW w:type="dxa" w:w="1715"/>
+            <w:tcW w:type="dxa" w:w="1834"/>
             <w:vAlign w:val="center"/>
           </w:tcPr>
           <w:p>
@@ -9802,7 +9802,7 @@
       <w:tr>
         <w:tc>
           <w:tcPr>
-            <w:tcW w:type="dxa" w:w="1140"/>
+            <w:tcW w:type="dxa" w:w="1134"/>
             <w:vAlign w:val="center"/>
           </w:tcPr>
           <w:p>
@@ -9822,7 +9822,7 @@
         </w:tc>
         <w:tc>
           <w:tcPr>
-            <w:tcW w:type="dxa" w:w="1758"/>
+            <w:tcW w:type="dxa" w:w="1815"/>
             <w:vAlign w:val="center"/>
           </w:tcPr>
           <w:p>
@@ -9842,7 +9842,7 @@
         </w:tc>
         <w:tc>
           <w:tcPr>
-            <w:tcW w:type="dxa" w:w="1374"/>
+            <w:tcW w:type="dxa" w:w="1355"/>
             <w:vAlign w:val="center"/>
           </w:tcPr>
           <w:p>
@@ -9862,7 +9862,7 @@
         </w:tc>
         <w:tc>
           <w:tcPr>
-            <w:tcW w:type="dxa" w:w="3764"/>
+            <w:tcW w:type="dxa" w:w="3613"/>
             <w:vAlign w:val="center"/>
           </w:tcPr>
           <w:p>
@@ -9891,7 +9891,7 @@
         </w:tc>
         <w:tc>
           <w:tcPr>
-            <w:tcW w:type="dxa" w:w="1715"/>
+            <w:tcW w:type="dxa" w:w="1834"/>
             <w:vAlign w:val="center"/>
           </w:tcPr>
           <w:p>
@@ -9913,7 +9913,7 @@
       <w:tr>
         <w:tc>
           <w:tcPr>
-            <w:tcW w:type="dxa" w:w="1140"/>
+            <w:tcW w:type="dxa" w:w="1134"/>
             <w:vAlign w:val="center"/>
           </w:tcPr>
           <w:p>
@@ -9933,7 +9933,7 @@
         </w:tc>
         <w:tc>
           <w:tcPr>
-            <w:tcW w:type="dxa" w:w="1758"/>
+            <w:tcW w:type="dxa" w:w="1815"/>
             <w:vAlign w:val="center"/>
           </w:tcPr>
           <w:p>
@@ -9953,7 +9953,7 @@
         </w:tc>
         <w:tc>
           <w:tcPr>
-            <w:tcW w:type="dxa" w:w="1374"/>
+            <w:tcW w:type="dxa" w:w="1355"/>
             <w:vAlign w:val="center"/>
           </w:tcPr>
           <w:p>
@@ -9973,7 +9973,7 @@
         </w:tc>
         <w:tc>
           <w:tcPr>
-            <w:tcW w:type="dxa" w:w="3764"/>
+            <w:tcW w:type="dxa" w:w="3613"/>
             <w:vAlign w:val="center"/>
           </w:tcPr>
           <w:p>
@@ -10011,7 +10011,7 @@
         </w:tc>
         <w:tc>
           <w:tcPr>
-            <w:tcW w:type="dxa" w:w="1715"/>
+            <w:tcW w:type="dxa" w:w="1834"/>
             <w:vAlign w:val="center"/>
           </w:tcPr>
           <w:p>
@@ -10033,7 +10033,7 @@
       <w:tr>
         <w:tc>
           <w:tcPr>
-            <w:tcW w:type="dxa" w:w="1140"/>
+            <w:tcW w:type="dxa" w:w="1134"/>
             <w:vAlign w:val="center"/>
           </w:tcPr>
           <w:p>
@@ -10053,7 +10053,7 @@
         </w:tc>
         <w:tc>
           <w:tcPr>
-            <w:tcW w:type="dxa" w:w="1758"/>
+            <w:tcW w:type="dxa" w:w="1815"/>
             <w:vAlign w:val="center"/>
           </w:tcPr>
           <w:p>
@@ -10073,7 +10073,7 @@
         </w:tc>
         <w:tc>
           <w:tcPr>
-            <w:tcW w:type="dxa" w:w="1374"/>
+            <w:tcW w:type="dxa" w:w="1355"/>
             <w:vAlign w:val="center"/>
           </w:tcPr>
           <w:p>
@@ -10093,7 +10093,7 @@
         </w:tc>
         <w:tc>
           <w:tcPr>
-            <w:tcW w:type="dxa" w:w="3764"/>
+            <w:tcW w:type="dxa" w:w="3613"/>
             <w:vAlign w:val="center"/>
           </w:tcPr>
           <w:p>
@@ -10131,7 +10131,7 @@
         </w:tc>
         <w:tc>
           <w:tcPr>
-            <w:tcW w:type="dxa" w:w="1715"/>
+            <w:tcW w:type="dxa" w:w="1834"/>
             <w:vAlign w:val="center"/>
           </w:tcPr>
           <w:p>
@@ -10153,7 +10153,7 @@
       <w:tr>
         <w:tc>
           <w:tcPr>
-            <w:tcW w:type="dxa" w:w="1140"/>
+            <w:tcW w:type="dxa" w:w="1134"/>
             <w:vAlign w:val="center"/>
           </w:tcPr>
           <w:p>
@@ -10173,7 +10173,7 @@
         </w:tc>
         <w:tc>
           <w:tcPr>
-            <w:tcW w:type="dxa" w:w="1758"/>
+            <w:tcW w:type="dxa" w:w="1815"/>
             <w:vAlign w:val="center"/>
           </w:tcPr>
           <w:p>
@@ -10193,7 +10193,7 @@
         </w:tc>
         <w:tc>
           <w:tcPr>
-            <w:tcW w:type="dxa" w:w="1374"/>
+            <w:tcW w:type="dxa" w:w="1355"/>
             <w:vAlign w:val="center"/>
           </w:tcPr>
           <w:p>
@@ -10213,7 +10213,7 @@
         </w:tc>
         <w:tc>
           <w:tcPr>
-            <w:tcW w:type="dxa" w:w="3764"/>
+            <w:tcW w:type="dxa" w:w="3613"/>
             <w:vAlign w:val="center"/>
           </w:tcPr>
           <w:p>
@@ -10242,7 +10242,7 @@
         </w:tc>
         <w:tc>
           <w:tcPr>
-            <w:tcW w:type="dxa" w:w="1715"/>
+            <w:tcW w:type="dxa" w:w="1834"/>
             <w:vAlign w:val="center"/>
           </w:tcPr>
           <w:p>
@@ -10264,7 +10264,7 @@
       <w:tr>
         <w:tc>
           <w:tcPr>
-            <w:tcW w:type="dxa" w:w="1140"/>
+            <w:tcW w:type="dxa" w:w="1134"/>
             <w:vAlign w:val="center"/>
           </w:tcPr>
           <w:p>
@@ -10284,7 +10284,7 @@
         </w:tc>
         <w:tc>
           <w:tcPr>
-            <w:tcW w:type="dxa" w:w="1758"/>
+            <w:tcW w:type="dxa" w:w="1815"/>
             <w:vAlign w:val="center"/>
           </w:tcPr>
           <w:p>
@@ -10298,13 +10298,13 @@
                 <w:i w:val="0"/>
                 <w:sz w:val="17"/>
               </w:rPr>
-              <w:t>見える化システム「要介護認定率」の県内比較の出力</w:t>
-            </w:r>
-          </w:p>
-        </w:tc>
-        <w:tc>
-          <w:tcPr>
-            <w:tcW w:type="dxa" w:w="1374"/>
+              <w:t>見える化システム「要介護認定率」の県内順位の出力</w:t>
+            </w:r>
+          </w:p>
+        </w:tc>
+        <w:tc>
+          <w:tcPr>
+            <w:tcW w:type="dxa" w:w="1355"/>
             <w:vAlign w:val="center"/>
           </w:tcPr>
           <w:p>
@@ -10324,7 +10324,7 @@
         </w:tc>
         <w:tc>
           <w:tcPr>
-            <w:tcW w:type="dxa" w:w="3764"/>
+            <w:tcW w:type="dxa" w:w="3613"/>
             <w:vAlign w:val="center"/>
           </w:tcPr>
           <w:p>
@@ -10347,7 +10347,7 @@
                 <w:i w:val="0"/>
                 <w:sz w:val="17"/>
               </w:rPr>
-              <w:t>当方の手元にあるのは小野町の値（性・年齢調整後の地域差指数1.24）と令和7年3月末の県内2位までで、令和8年3月末の県内順位の出力がありません。</w:t>
+              <w:t>9月30日にお送りいただいた地域分析・検討シートにより、県平均・全国平均との比較はできるようになりました</w:t>
             </w:r>
             <w:r>
               <w:rPr>
@@ -10356,13 +10356,31 @@
                 <w:i w:val="0"/>
                 <w:sz w:val="17"/>
               </w:rPr>
+              <w:t>（本町22.70％・県19.91％・全国20.32％）。</w:t>
+            </w:r>
+            <w:r>
+              <w:rPr>
+                <w:rFonts w:ascii="游ゴシック" w:hAnsi="游ゴシック" w:eastAsia="游ゴシック"/>
+                <w:b/>
+                <w:i w:val="0"/>
+                <w:sz w:val="17"/>
+              </w:rPr>
+              <w:t>残っているのは県内での順位です。</w:t>
+            </w:r>
+            <w:r>
+              <w:rPr>
+                <w:rFonts w:ascii="游ゴシック" w:hAnsi="游ゴシック" w:eastAsia="游ゴシック"/>
+                <w:b w:val="0"/>
+                <w:i w:val="0"/>
+                <w:sz w:val="17"/>
+              </w:rPr>
               <w:t>見える化の地域別画面（B4系）の出力でお願いします</w:t>
             </w:r>
           </w:p>
         </w:tc>
         <w:tc>
           <w:tcPr>
-            <w:tcW w:type="dxa" w:w="1715"/>
+            <w:tcW w:type="dxa" w:w="1834"/>
             <w:vAlign w:val="center"/>
           </w:tcPr>
           <w:p>
@@ -10376,7 +10394,7 @@
                 <w:i w:val="0"/>
                 <w:sz w:val="17"/>
               </w:rPr>
-              <w:t>第2章3（全国・県内との比較）</w:t>
+              <w:t>第2章3（全国・県内との比較）、地域分析・検討シート</w:t>
             </w:r>
           </w:p>
         </w:tc>
@@ -10384,7 +10402,7 @@
       <w:tr>
         <w:tc>
           <w:tcPr>
-            <w:tcW w:type="dxa" w:w="1140"/>
+            <w:tcW w:type="dxa" w:w="1134"/>
             <w:vAlign w:val="center"/>
           </w:tcPr>
           <w:p>
@@ -10404,7 +10422,7 @@
         </w:tc>
         <w:tc>
           <w:tcPr>
-            <w:tcW w:type="dxa" w:w="1758"/>
+            <w:tcW w:type="dxa" w:w="1815"/>
             <w:vAlign w:val="center"/>
           </w:tcPr>
           <w:p>
@@ -10424,7 +10442,7 @@
         </w:tc>
         <w:tc>
           <w:tcPr>
-            <w:tcW w:type="dxa" w:w="1374"/>
+            <w:tcW w:type="dxa" w:w="1355"/>
             <w:vAlign w:val="center"/>
           </w:tcPr>
           <w:p>
@@ -10444,7 +10462,7 @@
         </w:tc>
         <w:tc>
           <w:tcPr>
-            <w:tcW w:type="dxa" w:w="3764"/>
+            <w:tcW w:type="dxa" w:w="3613"/>
             <w:vAlign w:val="center"/>
           </w:tcPr>
           <w:p>
@@ -10473,7 +10491,7 @@
         </w:tc>
         <w:tc>
           <w:tcPr>
-            <w:tcW w:type="dxa" w:w="1715"/>
+            <w:tcW w:type="dxa" w:w="1834"/>
             <w:vAlign w:val="center"/>
           </w:tcPr>
           <w:p>
@@ -10495,7 +10513,7 @@
       <w:tr>
         <w:tc>
           <w:tcPr>
-            <w:tcW w:type="dxa" w:w="1140"/>
+            <w:tcW w:type="dxa" w:w="1134"/>
             <w:vAlign w:val="center"/>
           </w:tcPr>
           <w:p>
@@ -10515,7 +10533,7 @@
         </w:tc>
         <w:tc>
           <w:tcPr>
-            <w:tcW w:type="dxa" w:w="1758"/>
+            <w:tcW w:type="dxa" w:w="1815"/>
             <w:vAlign w:val="center"/>
           </w:tcPr>
           <w:p>
@@ -10535,7 +10553,7 @@
         </w:tc>
         <w:tc>
           <w:tcPr>
-            <w:tcW w:type="dxa" w:w="1374"/>
+            <w:tcW w:type="dxa" w:w="1355"/>
             <w:vAlign w:val="center"/>
           </w:tcPr>
           <w:p>
@@ -10555,7 +10573,7 @@
         </w:tc>
         <w:tc>
           <w:tcPr>
-            <w:tcW w:type="dxa" w:w="3764"/>
+            <w:tcW w:type="dxa" w:w="3613"/>
             <w:vAlign w:val="center"/>
           </w:tcPr>
           <w:p>
@@ -10593,7 +10611,7 @@
         </w:tc>
         <w:tc>
           <w:tcPr>
-            <w:tcW w:type="dxa" w:w="1715"/>
+            <w:tcW w:type="dxa" w:w="1834"/>
             <w:vAlign w:val="center"/>
           </w:tcPr>
           <w:p>
@@ -10608,6 +10626,255 @@
                 <w:sz w:val="17"/>
               </w:rPr>
               <w:t>計画素案 第2章2（調査結果の概要）</w:t>
+            </w:r>
+          </w:p>
+        </w:tc>
+      </w:tr>
+      <w:tr>
+        <w:tc>
+          <w:tcPr>
+            <w:tcW w:type="dxa" w:w="1134"/>
+            <w:vAlign w:val="center"/>
+          </w:tcPr>
+          <w:p>
+            <w:pPr>
+              <w:spacing w:before="20" w:after="20"/>
+            </w:pPr>
+            <w:r>
+              <w:rPr>
+                <w:rFonts w:ascii="游ゴシック" w:hAnsi="游ゴシック" w:eastAsia="游ゴシック"/>
+                <w:b w:val="0"/>
+                <w:i w:val="0"/>
+                <w:sz w:val="17"/>
+              </w:rPr>
+              <w:t>20</w:t>
+            </w:r>
+          </w:p>
+        </w:tc>
+        <w:tc>
+          <w:tcPr>
+            <w:tcW w:type="dxa" w:w="1815"/>
+            <w:vAlign w:val="center"/>
+          </w:tcPr>
+          <w:p>
+            <w:pPr>
+              <w:spacing w:before="20" w:after="20"/>
+            </w:pPr>
+            <w:r>
+              <w:rPr>
+                <w:rFonts w:ascii="游ゴシック" w:hAnsi="游ゴシック" w:eastAsia="游ゴシック"/>
+                <w:b/>
+                <w:i w:val="0"/>
+                <w:sz w:val="17"/>
+              </w:rPr>
+              <w:t>令和7年度調査の個票データ</w:t>
+            </w:r>
+            <w:r>
+              <w:rPr>
+                <w:rFonts w:ascii="游ゴシック" w:hAnsi="游ゴシック" w:eastAsia="游ゴシック"/>
+                <w:b w:val="0"/>
+                <w:i w:val="0"/>
+                <w:sz w:val="17"/>
+              </w:rPr>
+              <w:t>（提供が難しい場合はクロス集計表）</w:t>
+            </w:r>
+          </w:p>
+        </w:tc>
+        <w:tc>
+          <w:tcPr>
+            <w:tcW w:type="dxa" w:w="1355"/>
+            <w:vAlign w:val="center"/>
+          </w:tcPr>
+          <w:p>
+            <w:pPr>
+              <w:spacing w:before="20" w:after="20"/>
+            </w:pPr>
+            <w:r>
+              <w:rPr>
+                <w:rFonts w:ascii="游ゴシック" w:hAnsi="游ゴシック" w:eastAsia="游ゴシック"/>
+                <w:b w:val="0"/>
+                <w:i w:val="0"/>
+                <w:sz w:val="17"/>
+              </w:rPr>
+              <w:t>10月中</w:t>
+            </w:r>
+          </w:p>
+        </w:tc>
+        <w:tc>
+          <w:tcPr>
+            <w:tcW w:type="dxa" w:w="3613"/>
+            <w:vAlign w:val="center"/>
+          </w:tcPr>
+          <w:p>
+            <w:pPr>
+              <w:spacing w:before="20" w:after="20"/>
+            </w:pPr>
+            <w:r>
+              <w:rPr>
+                <w:rFonts w:ascii="游ゴシック" w:hAnsi="游ゴシック" w:eastAsia="游ゴシック"/>
+                <w:b/>
+                <w:i w:val="0"/>
+                <w:sz w:val="17"/>
+              </w:rPr>
+              <w:t>地域分析・検討シートで「在宅が伸びていない主因は利用に結びつかないこと」という仮説を立てました。</w:t>
+            </w:r>
+            <w:r>
+              <w:rPr>
+                <w:rFonts w:ascii="游ゴシック" w:hAnsi="游ゴシック" w:eastAsia="游ゴシック"/>
+                <w:b/>
+                <w:i w:val="0"/>
+                <w:sz w:val="17"/>
+              </w:rPr>
+              <w:t>その検証には、サービスを利用していない154人がどういう状態の方なのか（要介護度別・世帯構成別）が要ります。</w:t>
+            </w:r>
+            <w:r>
+              <w:rPr>
+                <w:rFonts w:ascii="游ゴシック" w:hAnsi="游ゴシック" w:eastAsia="游ゴシック"/>
+                <w:b w:val="0"/>
+                <w:i w:val="0"/>
+                <w:sz w:val="17"/>
+              </w:rPr>
+              <w:t>単純集計表からは作れません</w:t>
+            </w:r>
+          </w:p>
+        </w:tc>
+        <w:tc>
+          <w:tcPr>
+            <w:tcW w:type="dxa" w:w="1834"/>
+            <w:vAlign w:val="center"/>
+          </w:tcPr>
+          <w:p>
+            <w:pPr>
+              <w:spacing w:before="20" w:after="20"/>
+            </w:pPr>
+            <w:r>
+              <w:rPr>
+                <w:rFonts w:ascii="游ゴシック" w:hAnsi="游ゴシック" w:eastAsia="游ゴシック"/>
+                <w:b w:val="0"/>
+                <w:i w:val="0"/>
+                <w:sz w:val="17"/>
+              </w:rPr>
+              <w:t>地域分析・検討シート（受給率の検証方法）、計画素案 第2章2</w:t>
+            </w:r>
+          </w:p>
+        </w:tc>
+      </w:tr>
+      <w:tr>
+        <w:tc>
+          <w:tcPr>
+            <w:tcW w:type="dxa" w:w="1134"/>
+            <w:vAlign w:val="center"/>
+          </w:tcPr>
+          <w:p>
+            <w:pPr>
+              <w:spacing w:before="20" w:after="20"/>
+            </w:pPr>
+            <w:r>
+              <w:rPr>
+                <w:rFonts w:ascii="游ゴシック" w:hAnsi="游ゴシック" w:eastAsia="游ゴシック"/>
+                <w:b w:val="0"/>
+                <w:i w:val="0"/>
+                <w:sz w:val="17"/>
+              </w:rPr>
+              <w:t>21</w:t>
+            </w:r>
+          </w:p>
+        </w:tc>
+        <w:tc>
+          <w:tcPr>
+            <w:tcW w:type="dxa" w:w="1815"/>
+            <w:vAlign w:val="center"/>
+          </w:tcPr>
+          <w:p>
+            <w:pPr>
+              <w:spacing w:before="20" w:after="20"/>
+            </w:pPr>
+            <w:r>
+              <w:rPr>
+                <w:rFonts w:ascii="游ゴシック" w:hAnsi="游ゴシック" w:eastAsia="游ゴシック"/>
+                <w:b/>
+                <w:i w:val="0"/>
+                <w:sz w:val="17"/>
+              </w:rPr>
+              <w:t>訪問介護事業所の従事者数・受入可否・稼働率</w:t>
+            </w:r>
+          </w:p>
+        </w:tc>
+        <w:tc>
+          <w:tcPr>
+            <w:tcW w:type="dxa" w:w="1355"/>
+            <w:vAlign w:val="center"/>
+          </w:tcPr>
+          <w:p>
+            <w:pPr>
+              <w:spacing w:before="20" w:after="20"/>
+            </w:pPr>
+            <w:r>
+              <w:rPr>
+                <w:rFonts w:ascii="游ゴシック" w:hAnsi="游ゴシック" w:eastAsia="游ゴシック"/>
+                <w:b w:val="0"/>
+                <w:i w:val="0"/>
+                <w:sz w:val="17"/>
+              </w:rPr>
+              <w:t>10月中</w:t>
+            </w:r>
+          </w:p>
+        </w:tc>
+        <w:tc>
+          <w:tcPr>
+            <w:tcW w:type="dxa" w:w="3613"/>
+            <w:vAlign w:val="center"/>
+          </w:tcPr>
+          <w:p>
+            <w:pPr>
+              <w:spacing w:before="20" w:after="20"/>
+            </w:pPr>
+            <w:r>
+              <w:rPr>
+                <w:rFonts w:ascii="游ゴシック" w:hAnsi="游ゴシック" w:eastAsia="游ゴシック"/>
+                <w:b/>
+                <w:i w:val="0"/>
+                <w:sz w:val="17"/>
+              </w:rPr>
+              <w:t>訪問介護の受給者1人あたり給付月額が全国の52％、利用回数が50％と、在宅サービスの中で最も低くなっています。</w:t>
+            </w:r>
+            <w:r>
+              <w:rPr>
+                <w:rFonts w:ascii="游ゴシック" w:hAnsi="游ゴシック" w:eastAsia="游ゴシック"/>
+                <w:b/>
+                <w:i w:val="0"/>
+                <w:sz w:val="17"/>
+              </w:rPr>
+              <w:t>供給が足りないのか、ケアプランに組み込まれにくいのかで対応策が変わります。</w:t>
+            </w:r>
+            <w:r>
+              <w:rPr>
+                <w:rFonts w:ascii="游ゴシック" w:hAnsi="游ゴシック" w:eastAsia="游ゴシック"/>
+                <w:b w:val="0"/>
+                <w:i w:val="0"/>
+                <w:sz w:val="17"/>
+              </w:rPr>
+              <w:t>見える化の事業所別指標（令和8年7月の新機能）でも一部確かめられます</w:t>
+            </w:r>
+          </w:p>
+        </w:tc>
+        <w:tc>
+          <w:tcPr>
+            <w:tcW w:type="dxa" w:w="1834"/>
+            <w:vAlign w:val="center"/>
+          </w:tcPr>
+          <w:p>
+            <w:pPr>
+              <w:spacing w:before="20" w:after="20"/>
+            </w:pPr>
+            <w:r>
+              <w:rPr>
+                <w:rFonts w:ascii="游ゴシック" w:hAnsi="游ゴシック" w:eastAsia="游ゴシック"/>
+                <w:b w:val="0"/>
+                <w:i w:val="0"/>
+                <w:sz w:val="17"/>
+              </w:rPr>
+              <w:t>地域分析・検討シート（給付月額の検証方法）、計画素案 第2章5</w:t>
             </w:r>
           </w:p>
         </w:tc>
